--- a/aura-documents/output/word/02-people-policies/06-social-media-photography-and-public-statements.docx
+++ b/aura-documents/output/word/02-people-policies/06-social-media-photography-and-public-statements.docx
@@ -30,7 +30,7 @@
           <w:color w:val="7A6753"/>
           <w:sz w:val="16"/>
         </w:rPr>
-        <w:t xml:space="preserve">Document No. AUR-POL-06 · Version 0.1 (Draft) · Owner: General Manager · Effective: </w:t>
+        <w:t xml:space="preserve">Document No. AUR-POL-06 · Version 0.2 (Draft) · Owner: General Manager · Effective: </w:t>
       </w:r>
       <w:r>
         <w:rPr>
@@ -186,7 +186,7 @@
           <w:color w:val="4A3A2C"/>
           <w:sz w:val="20"/>
         </w:rPr>
-        <w:t>No photography or filming at all in treatment rooms, changing rooms, showers, the float suite, the IV room or the hyperbaric room</w:t>
+        <w:t>No photography or filming at all in treatment rooms, changing rooms, showers, the Healer consultation room, the hyperbaric room or during Sound Healing and Guided Breathwork sessions</w:t>
       </w:r>
       <w:r>
         <w:rPr>
@@ -736,6 +736,74 @@
           <w:color w:val="4A3A2C"/>
           <w:sz w:val="20"/>
         </w:rPr>
+        <w:t>Paid ad campaigns (Meta / Instagram / Google) are the main source of new guests. Ads are approved by the General Manager under AUR-GOV-02, follow the same tone and no-claims rules, never show a price unless approved, and never describe IV therapy or any medical treatment as available.</w:t>
+      </w:r>
+    </w:p>
+    <w:p>
+      <w:pPr>
+        <w:pStyle w:val="ListBullet"/>
+        <w:spacing w:before="0" w:after="60" w:line="300" w:lineRule="auto"/>
+      </w:pPr>
+      <w:r>
+        <w:rPr>
+          <w:rFonts w:ascii="Jost" w:hAnsi="Jost" w:cs="Jost" w:eastAsia="Jost"/>
+          <w:b w:val="0"/>
+          <w:i w:val="0"/>
+          <w:color w:val="4A3A2C"/>
+          <w:sz w:val="20"/>
+        </w:rPr>
+        <w:t xml:space="preserve">Ad leads and direct messages are answered quickly through the official accounts or WhatsApp Business only, within </w:t>
+      </w:r>
+      <w:r>
+        <w:rPr>
+          <w:rFonts w:ascii="Jost" w:hAnsi="Jost" w:cs="Jost" w:eastAsia="Jost"/>
+          <w:b w:val="0"/>
+          <w:i w:val="0"/>
+          <w:color w:val="A6754C"/>
+          <w:sz w:val="20"/>
+        </w:rPr>
+        <w:t>[__]</w:t>
+      </w:r>
+      <w:r>
+        <w:rPr>
+          <w:rFonts w:ascii="Jost" w:hAnsi="Jost" w:cs="Jost" w:eastAsia="Jost"/>
+          <w:b w:val="0"/>
+          <w:i w:val="0"/>
+          <w:color w:val="4A3A2C"/>
+          <w:sz w:val="20"/>
+        </w:rPr>
+        <w:t xml:space="preserve"> minutes during opening hours (9:00am–9:00pm).</w:t>
+      </w:r>
+    </w:p>
+    <w:p>
+      <w:pPr>
+        <w:pStyle w:val="ListBullet"/>
+        <w:spacing w:before="0" w:after="60" w:line="300" w:lineRule="auto"/>
+      </w:pPr>
+      <w:r>
+        <w:rPr>
+          <w:rFonts w:ascii="Jost" w:hAnsi="Jost" w:cs="Jost" w:eastAsia="Jost"/>
+          <w:b w:val="0"/>
+          <w:i w:val="0"/>
+          <w:color w:val="4A3A2C"/>
+          <w:sz w:val="20"/>
+        </w:rPr>
+        <w:t>Retail and amenity content (copper mugs, organic fragrances, wellness pillows, linen merchandise, Aura-branded towels, clothing and slippers) is shot on products or consenting team members only.</w:t>
+      </w:r>
+    </w:p>
+    <w:p>
+      <w:pPr>
+        <w:pStyle w:val="ListBullet"/>
+        <w:spacing w:before="0" w:after="60" w:line="300" w:lineRule="auto"/>
+      </w:pPr>
+      <w:r>
+        <w:rPr>
+          <w:rFonts w:ascii="Jost" w:hAnsi="Jost" w:cs="Jost" w:eastAsia="Jost"/>
+          <w:b w:val="0"/>
+          <w:i w:val="0"/>
+          <w:color w:val="4A3A2C"/>
+          <w:sz w:val="20"/>
+        </w:rPr>
         <w:t>When a staff member leaves, access is removed on their last day.</w:t>
       </w:r>
     </w:p>
@@ -1012,7 +1080,27 @@
           <w:color w:val="4A3A2C"/>
           <w:sz w:val="20"/>
         </w:rPr>
-        <w:t>Statements about guest safety, equipment or clinical services are coordinated with Elevé Health and, where relevant, the Dubai Health Authority before release.</w:t>
+        <w:t xml:space="preserve">Statements about guest safety or equipment are coordinated with Elevé Health and, where relevant, the </w:t>
+      </w:r>
+      <w:r>
+        <w:rPr>
+          <w:rFonts w:ascii="Jost" w:hAnsi="Jost" w:cs="Jost" w:eastAsia="Jost"/>
+          <w:b w:val="0"/>
+          <w:i w:val="0"/>
+          <w:color w:val="A6754C"/>
+          <w:sz w:val="20"/>
+        </w:rPr>
+        <w:t>[Medical Director named on the licence]</w:t>
+      </w:r>
+      <w:r>
+        <w:rPr>
+          <w:rFonts w:ascii="Jost" w:hAnsi="Jost" w:cs="Jost" w:eastAsia="Jost"/>
+          <w:b w:val="0"/>
+          <w:i w:val="0"/>
+          <w:color w:val="4A3A2C"/>
+          <w:sz w:val="20"/>
+        </w:rPr>
+        <w:t xml:space="preserve"> and the Dubai Health Authority before release. No statement may suggest that medical treatments or IV therapy are offered.</w:t>
       </w:r>
     </w:p>
     <w:p>
